--- a/resume-nattana.chirachaithumrongsak.docx
+++ b/resume-nattana.chirachaithumrongsak.docx
@@ -921,13 +921,32 @@
         <w:t xml:space="preserve"> Language</w:t>
       </w:r>
       <w:r>
-        <w:t xml:space="preserve">: </w:t>
-      </w:r>
-      <w:r>
-        <w:rPr>
-          <w:color w:val="303030"/>
-        </w:rPr>
-        <w:t>TypeScript, JavaScript, Ruby, Go, PHP, SQL, NoSQL, HTML, CSS, SASS.</w:t>
+        <w:rPr>
+          <w:b/>
+          <w:bCs/>
+        </w:rPr>
+        <w:t>:</w:t>
+      </w:r>
+      <w:r>
+        <w:t xml:space="preserve"> </w:t>
+      </w:r>
+      <w:r>
+        <w:rPr>
+          <w:color w:val="303030"/>
+        </w:rPr>
+        <w:t xml:space="preserve">TypeScript, </w:t>
+      </w:r>
+      <w:r>
+        <w:rPr>
+          <w:color w:val="303030"/>
+        </w:rPr>
+        <w:t xml:space="preserve">Java, </w:t>
+      </w:r>
+      <w:r>
+        <w:rPr>
+          <w:color w:val="303030"/>
+        </w:rPr>
+        <w:t>JavaScript, Ruby, Go, PHP, SQL, NoSQL, HTML, CSS, SASS.</w:t>
       </w:r>
       <w:r>
         <w:rPr>
@@ -945,7 +964,14 @@
         <w:t xml:space="preserve"> Front-end</w:t>
       </w:r>
       <w:r>
-        <w:t xml:space="preserve">: </w:t>
+        <w:rPr>
+          <w:b/>
+          <w:bCs/>
+        </w:rPr>
+        <w:t>:</w:t>
+      </w:r>
+      <w:r>
+        <w:t xml:space="preserve"> </w:t>
       </w:r>
       <w:r>
         <w:rPr>
@@ -1072,7 +1098,14 @@
         <w:t xml:space="preserve"> Database</w:t>
       </w:r>
       <w:r>
-        <w:t xml:space="preserve">: </w:t>
+        <w:rPr>
+          <w:b/>
+          <w:bCs/>
+        </w:rPr>
+        <w:t>:</w:t>
+      </w:r>
+      <w:r>
+        <w:t xml:space="preserve"> </w:t>
       </w:r>
       <w:r>
         <w:rPr>
@@ -1399,7 +1432,14 @@
         <w:t xml:space="preserve"> English</w:t>
       </w:r>
       <w:r>
-        <w:t xml:space="preserve">: </w:t>
+        <w:rPr>
+          <w:b/>
+          <w:bCs/>
+        </w:rPr>
+        <w:t>:</w:t>
+      </w:r>
+      <w:r>
+        <w:t xml:space="preserve"> </w:t>
       </w:r>
       <w:r>
         <w:rPr>
